--- a/proposal/Revised_Proposal_2026.docx
+++ b/proposal/Revised_Proposal_2026.docx
@@ -194,7 +194,16 @@
         <w:jc w:val="both"/>
       </w:pPr>
       <w:r>
-        <w:t>provides obstetric care. The results are preliminary but complete — not a sample,</w:t>
+        <w:t xml:space="preserve">provides obstetric care, weighted by </w:t>
+      </w:r>
+      <w:r>
+        <w:rPr>
+          <w:b/>
+        </w:rPr>
+        <w:t>women aged 15–44</w:t>
+      </w:r>
+      <w:r>
+        <w:t xml:space="preserve"> (ACS 2019–2023, table</w:t>
       </w:r>
     </w:p>
     <w:p>
@@ -202,7 +211,15 @@
         <w:jc w:val="both"/>
       </w:pPr>
       <w:r>
-        <w:t>not a model, every block:</w:t>
+        <w:t>B01001) rather than by total population. The results are preliminary but complete</w:t>
+      </w:r>
+    </w:p>
+    <w:p>
+      <w:pPr>
+        <w:jc w:val="both"/>
+      </w:pPr>
+      <w:r>
+        <w:t>— not a sample, not a model, every block:</w:t>
       </w:r>
     </w:p>
     <w:tbl>
@@ -323,7 +340,7 @@
               <w:rPr>
                 <w:sz w:val="18"/>
               </w:rPr>
-              <w:t>Texans more than 30 min from obstetric care</w:t>
+              <w:t>Women aged 15–44 in Texas</w:t>
             </w:r>
           </w:p>
         </w:tc>
@@ -340,13 +357,7 @@
                 <w:b/>
                 <w:sz w:val="18"/>
               </w:rPr>
-              <w:t>1,059,501</w:t>
-            </w:r>
-            <w:r>
-              <w:rPr>
-                <w:sz w:val="18"/>
-              </w:rPr>
-              <w:t xml:space="preserve"> (3.7%)</w:t>
+              <w:t>6,180,678</w:t>
             </w:r>
           </w:p>
         </w:tc>
@@ -361,7 +372,45 @@
               <w:rPr>
                 <w:sz w:val="18"/>
               </w:rPr>
-              <w:t xml:space="preserve">Texans more than 30 min from </w:t>
+              <w:t>Women 15–44 more than 30 min from obstetric care</w:t>
+            </w:r>
+          </w:p>
+        </w:tc>
+        <w:tc>
+          <w:tcPr>
+            <w:tcW w:type="dxa" w:w="4824"/>
+          </w:tcPr>
+          <w:p>
+            <w:pPr>
+              <w:jc w:val="right"/>
+            </w:pPr>
+            <w:r>
+              <w:rPr>
+                <w:b/>
+                <w:sz w:val="18"/>
+              </w:rPr>
+              <w:t>185,251</w:t>
+            </w:r>
+            <w:r>
+              <w:rPr>
+                <w:sz w:val="18"/>
+              </w:rPr>
+              <w:t xml:space="preserve"> (3.0%)</w:t>
+            </w:r>
+          </w:p>
+        </w:tc>
+      </w:tr>
+      <w:tr>
+        <w:tc>
+          <w:tcPr>
+            <w:tcW w:type="dxa" w:w="4824"/>
+          </w:tcPr>
+          <w:p>
+            <w:r>
+              <w:rPr>
+                <w:sz w:val="18"/>
+              </w:rPr>
+              <w:t xml:space="preserve">Women 15–44 more than 30 min from </w:t>
             </w:r>
             <w:r>
               <w:rPr>
@@ -391,51 +440,13 @@
                 <w:b/>
                 <w:sz w:val="18"/>
               </w:rPr>
-              <w:t>3,204,055</w:t>
+              <w:t>576,262</w:t>
             </w:r>
             <w:r>
               <w:rPr>
                 <w:sz w:val="18"/>
               </w:rPr>
-              <w:t xml:space="preserve"> (11.1%)</w:t>
-            </w:r>
-          </w:p>
-        </w:tc>
-      </w:tr>
-      <w:tr>
-        <w:tc>
-          <w:tcPr>
-            <w:tcW w:type="dxa" w:w="4824"/>
-          </w:tcPr>
-          <w:p>
-            <w:r>
-              <w:rPr>
-                <w:sz w:val="18"/>
-              </w:rPr>
-              <w:t>Texans more than 60 min from NICU-capable care</w:t>
-            </w:r>
-          </w:p>
-        </w:tc>
-        <w:tc>
-          <w:tcPr>
-            <w:tcW w:type="dxa" w:w="4824"/>
-          </w:tcPr>
-          <w:p>
-            <w:pPr>
-              <w:jc w:val="right"/>
-            </w:pPr>
-            <w:r>
-              <w:rPr>
-                <w:b/>
-                <w:sz w:val="18"/>
-              </w:rPr>
-              <w:t>670,331</w:t>
-            </w:r>
-            <w:r>
-              <w:rPr>
-                <w:sz w:val="18"/>
-              </w:rPr>
-              <w:t xml:space="preserve"> (2.3%)</w:t>
+              <w:t xml:space="preserve"> (9.4%)</w:t>
             </w:r>
           </w:p>
         </w:tc>
@@ -492,7 +503,7 @@
         <w:jc w:val="both"/>
       </w:pPr>
       <w:r>
-        <w:t>That last row is the finding this project is built on. In 78 Texas counties a</w:t>
+        <w:t>Measured against the planning benchmarks the field uses, and weighted by the</w:t>
       </w:r>
     </w:p>
     <w:p>
@@ -500,73 +511,232 @@
         <w:jc w:val="both"/>
       </w:pPr>
       <w:r>
-        <w:t>hospital is open and reachable, but no one there can deliver a baby. These are</w:t>
+        <w:t>population that actually uses obstetric care:</w:t>
+      </w:r>
+    </w:p>
+    <w:tbl>
+      <w:tblPr>
+        <w:tblStyle w:val="LightGrid-Accent1"/>
+        <w:tblW w:type="auto" w:w="0"/>
+        <w:jc w:val="center"/>
+        <w:tblLook w:firstColumn="1" w:firstRow="1" w:lastColumn="0" w:lastRow="0" w:noHBand="0" w:noVBand="1" w:val="04A0"/>
+      </w:tblPr>
+      <w:tblGrid>
+        <w:gridCol w:w="4824"/>
+        <w:gridCol w:w="4824"/>
+      </w:tblGrid>
+      <w:tr>
+        <w:tc>
+          <w:tcPr>
+            <w:tcW w:type="dxa" w:w="4824"/>
+          </w:tcPr>
+          <w:p>
+            <w:r>
+              <w:rPr>
+                <w:b/>
+                <w:sz w:val="18"/>
+              </w:rPr>
+              <w:t>Benchmark</w:t>
+            </w:r>
+          </w:p>
+        </w:tc>
+        <w:tc>
+          <w:tcPr>
+            <w:tcW w:type="dxa" w:w="4824"/>
+          </w:tcPr>
+          <w:p>
+            <w:pPr>
+              <w:jc w:val="right"/>
+            </w:pPr>
+            <w:r>
+              <w:rPr>
+                <w:b/>
+                <w:sz w:val="18"/>
+              </w:rPr>
+              <w:t>Women 15–44 within it</w:t>
+            </w:r>
+          </w:p>
+        </w:tc>
+      </w:tr>
+      <w:tr>
+        <w:tc>
+          <w:tcPr>
+            <w:tcW w:type="dxa" w:w="4824"/>
+          </w:tcPr>
+          <w:p>
+            <w:r>
+              <w:rPr>
+                <w:sz w:val="18"/>
+              </w:rPr>
+              <w:t>25 miles of an obstetric facility</w:t>
+            </w:r>
+          </w:p>
+        </w:tc>
+        <w:tc>
+          <w:tcPr>
+            <w:tcW w:type="dxa" w:w="4824"/>
+          </w:tcPr>
+          <w:p>
+            <w:pPr>
+              <w:jc w:val="right"/>
+            </w:pPr>
+            <w:r>
+              <w:rPr>
+                <w:sz w:val="18"/>
+              </w:rPr>
+              <w:t>95.9%</w:t>
+            </w:r>
+          </w:p>
+        </w:tc>
+      </w:tr>
+      <w:tr>
+        <w:tc>
+          <w:tcPr>
+            <w:tcW w:type="dxa" w:w="4824"/>
+          </w:tcPr>
+          <w:p>
+            <w:r>
+              <w:rPr>
+                <w:sz w:val="18"/>
+              </w:rPr>
+              <w:t>35 miles</w:t>
+            </w:r>
+          </w:p>
+        </w:tc>
+        <w:tc>
+          <w:tcPr>
+            <w:tcW w:type="dxa" w:w="4824"/>
+          </w:tcPr>
+          <w:p>
+            <w:pPr>
+              <w:jc w:val="right"/>
+            </w:pPr>
+            <w:r>
+              <w:rPr>
+                <w:sz w:val="18"/>
+              </w:rPr>
+              <w:t>98.6%</w:t>
+            </w:r>
+          </w:p>
+        </w:tc>
+      </w:tr>
+      <w:tr>
+        <w:tc>
+          <w:tcPr>
+            <w:tcW w:type="dxa" w:w="4824"/>
+          </w:tcPr>
+          <w:p>
+            <w:r>
+              <w:rPr>
+                <w:sz w:val="18"/>
+              </w:rPr>
+              <w:t>50 miles</w:t>
+            </w:r>
+          </w:p>
+        </w:tc>
+        <w:tc>
+          <w:tcPr>
+            <w:tcW w:type="dxa" w:w="4824"/>
+          </w:tcPr>
+          <w:p>
+            <w:pPr>
+              <w:jc w:val="right"/>
+            </w:pPr>
+            <w:r>
+              <w:rPr>
+                <w:sz w:val="18"/>
+              </w:rPr>
+              <w:t>99.7%</w:t>
+            </w:r>
+          </w:p>
+        </w:tc>
+      </w:tr>
+      <w:tr>
+        <w:tc>
+          <w:tcPr>
+            <w:tcW w:type="dxa" w:w="4824"/>
+          </w:tcPr>
+          <w:p>
+            <w:r>
+              <w:rPr>
+                <w:sz w:val="18"/>
+              </w:rPr>
+              <w:t>30 minutes</w:t>
+            </w:r>
+          </w:p>
+        </w:tc>
+        <w:tc>
+          <w:tcPr>
+            <w:tcW w:type="dxa" w:w="4824"/>
+          </w:tcPr>
+          <w:p>
+            <w:pPr>
+              <w:jc w:val="right"/>
+            </w:pPr>
+            <w:r>
+              <w:rPr>
+                <w:sz w:val="18"/>
+              </w:rPr>
+              <w:t>97.0%</w:t>
+            </w:r>
+          </w:p>
+        </w:tc>
+      </w:tr>
+      <w:tr>
+        <w:tc>
+          <w:tcPr>
+            <w:tcW w:type="dxa" w:w="4824"/>
+          </w:tcPr>
+          <w:p>
+            <w:r>
+              <w:rPr>
+                <w:b/>
+                <w:sz w:val="18"/>
+              </w:rPr>
+              <w:t>30 minutes of a NICU-capable facility</w:t>
+            </w:r>
+          </w:p>
+        </w:tc>
+        <w:tc>
+          <w:tcPr>
+            <w:tcW w:type="dxa" w:w="4824"/>
+          </w:tcPr>
+          <w:p>
+            <w:pPr>
+              <w:jc w:val="right"/>
+            </w:pPr>
+            <w:r>
+              <w:rPr>
+                <w:b/>
+                <w:sz w:val="18"/>
+              </w:rPr>
+              <w:t>90.6%</w:t>
+            </w:r>
+          </w:p>
+        </w:tc>
+      </w:tr>
+    </w:tbl>
+    <w:p/>
+    <w:p>
+      <w:pPr>
+        <w:jc w:val="both"/>
+      </w:pPr>
+      <w:r>
+        <w:t>Two findings drive this proposal.</w:t>
       </w:r>
     </w:p>
     <w:p>
       <w:pPr>
         <w:jc w:val="both"/>
       </w:pPr>
-      <w:r>
-        <w:t>not places that need a new hospital — they need an obstetric unit restored inside</w:t>
-      </w:r>
-    </w:p>
-    <w:p>
-      <w:pPr>
-        <w:jc w:val="both"/>
-      </w:pPr>
-      <w:r>
-        <w:t>one that already exists, at a fraction of the cost. **No county-level desert map</w:t>
-      </w:r>
-    </w:p>
-    <w:p>
-      <w:pPr>
-        <w:jc w:val="both"/>
-      </w:pPr>
-      <w:r>
-        <w:t>can see this distinction, and every published Texas desert map misses it.**</w:t>
-      </w:r>
-    </w:p>
-    <w:p>
-      <w:pPr>
-        <w:jc w:val="both"/>
-      </w:pPr>
-      <w:r>
-        <w:t>The second finding that matters is the gap between panels (a) and (b) of Figure 1.</w:t>
-      </w:r>
-    </w:p>
-    <w:p>
-      <w:pPr>
-        <w:jc w:val="both"/>
-      </w:pPr>
-      <w:r>
-        <w:t xml:space="preserve">Access to </w:t>
-      </w:r>
-      <w:r>
-        <w:rPr>
-          <w:i/>
-        </w:rPr>
-        <w:t>any</w:t>
-      </w:r>
-      <w:r>
-        <w:t xml:space="preserve"> obstetric facility is reasonably good for most Texans. Access to a</w:t>
-      </w:r>
-    </w:p>
-    <w:p>
-      <w:pPr>
-        <w:jc w:val="both"/>
-      </w:pPr>
-      <w:r>
-        <w:t xml:space="preserve">facility with a </w:t>
-      </w:r>
       <w:r>
         <w:rPr>
           <w:b/>
         </w:rPr>
-        <w:t>neonatal intensive care unit</w:t>
+        <w:t>First, the gap between those last two rows.</w:t>
       </w:r>
       <w:r>
-        <w:t xml:space="preserve"> — the capability that matters in</w:t>
+        <w:t xml:space="preserve"> By distance alone, Texas looks</w:t>
       </w:r>
     </w:p>
     <w:p>
@@ -574,7 +744,7 @@
         <w:jc w:val="both"/>
       </w:pPr>
       <w:r>
-        <w:t>a preterm birth or hemorrhage — is three times worse. Proximity to a door is not</w:t>
+        <w:t>adequate: 95.9% of women of reproductive age are within 25 miles of an obstetric</w:t>
       </w:r>
     </w:p>
     <w:p>
@@ -582,7 +752,104 @@
         <w:jc w:val="both"/>
       </w:pPr>
       <w:r>
-        <w:t>proximity to care, and that distinction is where preventable deaths occur.</w:t>
+        <w:t>facility. But only **90.6% are within 30 minutes of a facility with a neonatal</w:t>
+      </w:r>
+    </w:p>
+    <w:p>
+      <w:pPr>
+        <w:jc w:val="both"/>
+      </w:pPr>
+      <w:r>
+        <w:t>intensive care unit** — the capability that decides outcomes in a preterm birth</w:t>
+      </w:r>
+    </w:p>
+    <w:p>
+      <w:pPr>
+        <w:jc w:val="both"/>
+      </w:pPr>
+      <w:r>
+        <w:t>or a hemorrhage. Measured against NICU-capable care, the share left behind is</w:t>
+      </w:r>
+    </w:p>
+    <w:p>
+      <w:pPr>
+        <w:jc w:val="both"/>
+      </w:pPr>
+      <w:r>
+        <w:rPr>
+          <w:b/>
+        </w:rPr>
+        <w:t>three times larger</w:t>
+      </w:r>
+      <w:r>
+        <w:t xml:space="preserve"> (9.4% vs 3.0%). Proximity to a door is not proximity to</w:t>
+      </w:r>
+    </w:p>
+    <w:p>
+      <w:pPr>
+        <w:jc w:val="both"/>
+      </w:pPr>
+      <w:r>
+        <w:t>care, and that distinction is exactly where preventable deaths occur. Panels (a)</w:t>
+      </w:r>
+    </w:p>
+    <w:p>
+      <w:pPr>
+        <w:jc w:val="both"/>
+      </w:pPr>
+      <w:r>
+        <w:t>and (b) of Figure 1 show it directly.</w:t>
+      </w:r>
+    </w:p>
+    <w:p>
+      <w:pPr>
+        <w:jc w:val="both"/>
+      </w:pPr>
+      <w:r>
+        <w:rPr>
+          <w:b/>
+        </w:rPr>
+        <w:t>Second, 78 counties have an open hospital where no one can deliver a baby.</w:t>
+      </w:r>
+    </w:p>
+    <w:p>
+      <w:pPr>
+        <w:jc w:val="both"/>
+      </w:pPr>
+      <w:r>
+        <w:t>1.73 million Texans live in them. These are not places that need a new hospital —</w:t>
+      </w:r>
+    </w:p>
+    <w:p>
+      <w:pPr>
+        <w:jc w:val="both"/>
+      </w:pPr>
+      <w:r>
+        <w:t>they need an obstetric unit restored inside one that already exists, at a</w:t>
+      </w:r>
+    </w:p>
+    <w:p>
+      <w:pPr>
+        <w:jc w:val="both"/>
+      </w:pPr>
+      <w:r>
+        <w:t>fraction of the cost. **No county-level desert map can see this distinction, and</w:t>
+      </w:r>
+    </w:p>
+    <w:p>
+      <w:pPr>
+        <w:jc w:val="both"/>
+      </w:pPr>
+      <w:r>
+        <w:t>every published Texas desert map misses it.** It is the cheapest available</w:t>
+      </w:r>
+    </w:p>
+    <w:p>
+      <w:pPr>
+        <w:jc w:val="both"/>
+      </w:pPr>
+      <w:r>
+        <w:t>intervention and nobody is currently able to target it.</w:t>
       </w:r>
     </w:p>
     <w:p>
@@ -1006,7 +1273,7 @@
         <w:jc w:val="both"/>
       </w:pPr>
       <w:r>
-        <w:t>The pipeline is built and runs end to end. Remaining work: add women aged 15–44</w:t>
+        <w:t>The pipeline is built and runs end to end, and the women 15–44 denominator is</w:t>
       </w:r>
     </w:p>
     <w:p>
@@ -1014,7 +1281,7 @@
         <w:jc w:val="both"/>
       </w:pPr>
       <w:r>
-        <w:t>from ACS table B01001 as the denominator (currently total population), validate</w:t>
+        <w:t>already in place. Remaining work: validate free-flow travel times against a</w:t>
       </w:r>
     </w:p>
     <w:p>
@@ -1022,7 +1289,7 @@
         <w:jc w:val="both"/>
       </w:pPr>
       <w:r>
-        <w:t>free-flow travel times against a commercial routing engine on a stratified sample</w:t>
+        <w:t>commercial routing engine on a stratified sample of ~500 routes; extend the</w:t>
       </w:r>
     </w:p>
     <w:p>
@@ -1030,7 +1297,7 @@
         <w:jc w:val="both"/>
       </w:pPr>
       <w:r>
-        <w:t>of ~500 routes, and extend the facility panel backward through CMS Provider of</w:t>
+        <w:t>facility panel backward through CMS Provider of Services archives so the analysis</w:t>
       </w:r>
     </w:p>
     <w:p>
@@ -1038,7 +1305,16 @@
         <w:jc w:val="both"/>
       </w:pPr>
       <w:r>
-        <w:t>Services archives to date obstetric-unit closures rather than describing a single</w:t>
+        <w:t xml:space="preserve">dates obstetric-unit </w:t>
+      </w:r>
+      <w:r>
+        <w:rPr>
+          <w:i/>
+        </w:rPr>
+        <w:t>closures</w:t>
+      </w:r>
+      <w:r>
+        <w:t xml:space="preserve"> rather than describing a single snapshot; and</w:t>
       </w:r>
     </w:p>
     <w:p>
@@ -1046,7 +1322,15 @@
         <w:jc w:val="both"/>
       </w:pPr>
       <w:r>
-        <w:t xml:space="preserve">snapshot. </w:t>
+        <w:t>disaggregate the ACS denominator below block-group level, which currently assumes</w:t>
+      </w:r>
+    </w:p>
+    <w:p>
+      <w:pPr>
+        <w:jc w:val="both"/>
+      </w:pPr>
+      <w:r>
+        <w:t xml:space="preserve">a uniform age–sex mix within each block group. </w:t>
       </w:r>
       <w:r>
         <w:rPr>
@@ -1055,7 +1339,7 @@
         <w:t>Deliverable:</w:t>
       </w:r>
       <w:r>
-        <w:t xml:space="preserve"> peer-reviewed paper and a public dataset of block-level</w:t>
+        <w:t xml:space="preserve"> peer-reviewed</w:t>
       </w:r>
     </w:p>
     <w:p>
@@ -1063,7 +1347,7 @@
         <w:jc w:val="both"/>
       </w:pPr>
       <w:r>
-        <w:t>access for all 668,757 Texas blocks.</w:t>
+        <w:t>paper and a public dataset of block-level access for all 668,757 Texas blocks.</w:t>
       </w:r>
     </w:p>
     <w:p>
@@ -1156,7 +1440,7 @@
         <w:jc w:val="both"/>
       </w:pPr>
       <w:r>
-        <w:t>would bring 399,723 of the 1,059,501 underserved Texans within 30 minutes — 37.7%</w:t>
+        <w:t>would bring 72,737 of the 178,685 underserved women aged 15–44 within 30 minutes</w:t>
       </w:r>
     </w:p>
     <w:p>
@@ -1164,7 +1448,7 @@
         <w:jc w:val="both"/>
       </w:pPr>
       <w:r>
-        <w:t>of the gap.** Because coverage is a monotone submodular function, the greedy</w:t>
+        <w:t>— 40.7% of the gap.** Because coverage is a monotone submodular function, the greedy</w:t>
       </w:r>
     </w:p>
     <w:p>
@@ -1380,7 +1664,7 @@
         <w:jc w:val="both"/>
       </w:pPr>
       <w:r>
-        <w:t>currently-underserved territory. (b) Coverage versus number of facilities; the</w:t>
+        <w:t>territory where women 15–44 are currently beyond 30 minutes. (b) Coverage versus</w:t>
       </w:r>
     </w:p>
     <w:p>
@@ -1388,7 +1672,15 @@
         <w:jc w:val="both"/>
       </w:pPr>
       <w:r>
-        <w:t>curve is what lets a funder choose a defensible stopping point.</w:t>
+        <w:t>number of facilities; the curve is what lets a funder choose a defensible</w:t>
+      </w:r>
+    </w:p>
+    <w:p>
+      <w:pPr>
+        <w:jc w:val="both"/>
+      </w:pPr>
+      <w:r>
+        <w:t>stopping point.</w:t>
       </w:r>
     </w:p>
     <w:p>
@@ -1456,7 +1748,7 @@
         <w:jc w:val="both"/>
       </w:pPr>
       <w:r>
-        <w:t>to weight by all residents or by women of reproductive age, target any obstetric</w:t>
+        <w:t>to weight by women of reproductive age (the default) or all residents, target any</w:t>
       </w:r>
     </w:p>
     <w:p>
@@ -1464,7 +1756,7 @@
         <w:jc w:val="both"/>
       </w:pPr>
       <w:r>
-        <w:t>facility or only NICU-capable ones, and receive a ranked siting plan with a map</w:t>
+        <w:t>obstetric facility or only NICU-capable ones, and receive a ranked siting plan with a map</w:t>
       </w:r>
     </w:p>
     <w:p>
@@ -2488,7 +2780,7 @@
         <w:jc w:val="both"/>
       </w:pPr>
       <w:r>
-        <w:t>All inputs are public. US Census Bureau TIGER/Line 2024 and 2020 Decennial</w:t>
+        <w:t>All inputs are public. US Census Bureau TIGER/Line 2024, 2020 Decennial</w:t>
       </w:r>
     </w:p>
     <w:p>
@@ -2496,7 +2788,7 @@
         <w:jc w:val="both"/>
       </w:pPr>
       <w:r>
-        <w:t>population (public domain); Census 2020 Centers of Population; CMS Provider of</w:t>
+        <w:t>population and ACS 2019–2023 (public domain); Census 2020 Centers of Population;</w:t>
       </w:r>
     </w:p>
     <w:p>
@@ -2504,7 +2796,15 @@
         <w:jc w:val="both"/>
       </w:pPr>
       <w:r>
-        <w:t>Services file (obstetric and neonatal service codes); HIFLD hospital locations;</w:t>
+        <w:t>CMS Provider of Services file (obstetric and neonatal service codes); HIFLD</w:t>
+      </w:r>
+    </w:p>
+    <w:p>
+      <w:pPr>
+        <w:jc w:val="both"/>
+      </w:pPr>
+      <w:r>
+        <w:t>hospital locations;</w:t>
       </w:r>
     </w:p>
     <w:p>

--- a/proposal/Revised_Proposal_2026.docx
+++ b/proposal/Revised_Proposal_2026.docx
@@ -790,7 +790,7 @@
         <w:jc w:val="both"/>
       </w:pPr>
       <w:r>
-        <w:t>care, and that distinction is exactly where preventable deaths occur. Panels (a)</w:t>
+        <w:t>care, and that distinction is exactly where preventable deaths occur — the</w:t>
       </w:r>
     </w:p>
     <w:p>
@@ -798,7 +798,7 @@
         <w:jc w:val="both"/>
       </w:pPr>
       <w:r>
-        <w:t>and (b) of Figure 1 show it directly.</w:t>
+        <w:t>30-minute rows of the table above compare like with like.</w:t>
       </w:r>
     </w:p>
     <w:p>
@@ -884,7 +884,7 @@
           <w:color w:val="52514E"/>
           <w:sz w:val="19"/>
         </w:rPr>
-        <w:t xml:space="preserve"> (a) Drive time to the nearest obstetric</w:t>
+        <w:t xml:space="preserve"> (a) Road distance to the nearest</w:t>
       </w:r>
     </w:p>
     <w:p>
@@ -892,7 +892,7 @@
         <w:jc w:val="both"/>
       </w:pPr>
       <w:r>
-        <w:t>facility. (b) Drive time to the nearest NICU-capable facility — visibly and</w:t>
+        <w:t>obstetric facility, in kilometres. (b) Drive time to the nearest NICU-capable</w:t>
       </w:r>
     </w:p>
     <w:p>
@@ -900,7 +900,7 @@
         <w:jc w:val="both"/>
       </w:pPr>
       <w:r>
-        <w:t>substantially worse. (c) Population by drive-time band. (d) Counties holding a</w:t>
+        <w:t>facility, in minutes — note the different unit and colour scale. (c) Texas</w:t>
       </w:r>
     </w:p>
     <w:p>
@@ -908,7 +908,7 @@
         <w:jc w:val="both"/>
       </w:pPr>
       <w:r>
-        <w:t>hospital that has no obstetric unit (gold) versus counties with no hospital at</w:t>
+        <w:t>population by road-distance band. (d) Counties holding a hospital that has no</w:t>
       </w:r>
     </w:p>
     <w:p>
@@ -916,7 +916,7 @@
         <w:jc w:val="both"/>
       </w:pPr>
       <w:r>
-        <w:t>all (pink).</w:t>
+        <w:t>obstetric unit (gold) versus counties with no hospital at all (pink).</w:t>
       </w:r>
     </w:p>
     <w:p>
@@ -926,7 +926,7 @@
       <w:r>
         <w:drawing>
           <wp:inline xmlns:a="http://schemas.openxmlformats.org/drawingml/2006/main" xmlns:pic="http://schemas.openxmlformats.org/drawingml/2006/picture">
-            <wp:extent cx="6126480" cy="5352625"/>
+            <wp:extent cx="6126480" cy="5307748"/>
             <wp:docPr id="1" name="Picture 1"/>
             <wp:cNvGraphicFramePr>
               <a:graphicFrameLocks noChangeAspect="1"/>
@@ -947,7 +947,7 @@
                   <pic:spPr>
                     <a:xfrm>
                       <a:off x="0" y="0"/>
-                      <a:ext cx="6126480" cy="5352625"/>
+                      <a:ext cx="6126480" cy="5307748"/>
                     </a:xfrm>
                     <a:prstGeom prst="rect"/>
                   </pic:spPr>
@@ -2250,10 +2250,10 @@
         <w:rPr>
           <w:b/>
         </w:rPr>
-        <w:t>Alamgir Hosain</w:t>
+        <w:t>Alamgir Hosain, PhD</w:t>
       </w:r>
       <w:r>
-        <w:t xml:space="preserve"> (co-I), doctoral candidate, University of Memphis. Built the</w:t>
+        <w:t xml:space="preserve"> (co-I), Research Scientist, EnviTrace, Santa Fe, New</w:t>
       </w:r>
     </w:p>
     <w:p>
@@ -2261,7 +2261,7 @@
         <w:jc w:val="both"/>
       </w:pPr>
       <w:r>
-        <w:t>existing geospatial pipeline; leads data acquisition, the road-network router,</w:t>
+        <w:t>Mexico. Computational geoscientist. Built the preliminary study underpinning this</w:t>
       </w:r>
     </w:p>
     <w:p>
@@ -2269,7 +2269,31 @@
         <w:jc w:val="both"/>
       </w:pPr>
       <w:r>
-        <w:t>and reproducibility.</w:t>
+        <w:t>proposal — the corrected facility registry, the 11-million-node road network, and</w:t>
+      </w:r>
+    </w:p>
+    <w:p>
+      <w:pPr>
+        <w:jc w:val="both"/>
+      </w:pPr>
+      <w:r>
+        <w:t>the routing engine. Leads data acquisition and integration, the demand surfaces</w:t>
+      </w:r>
+    </w:p>
+    <w:p>
+      <w:pPr>
+        <w:jc w:val="both"/>
+      </w:pPr>
+      <w:r>
+        <w:t>driving the optimization models, probabilistic coverage under budget constraints,</w:t>
+      </w:r>
+    </w:p>
+    <w:p>
+      <w:pPr>
+        <w:jc w:val="both"/>
+      </w:pPr>
+      <w:r>
+        <w:t>and reproducibility of the released software.</w:t>
       </w:r>
     </w:p>
     <w:p>

--- a/proposal/Revised_Proposal_2026.docx
+++ b/proposal/Revised_Proposal_2026.docx
@@ -892,7 +892,7 @@
         <w:jc w:val="both"/>
       </w:pPr>
       <w:r>
-        <w:t>obstetric facility, in kilometres. (b) Drive time to the nearest NICU-capable</w:t>
+        <w:t>obstetric facility, in miles. (b) Drive time to the nearest NICU-capable</w:t>
       </w:r>
     </w:p>
     <w:p>
@@ -908,7 +908,7 @@
         <w:jc w:val="both"/>
       </w:pPr>
       <w:r>
-        <w:t>population by road-distance band. (d) Counties holding a hospital that has no</w:t>
+        <w:t>population by road-distance band, in miles. (d) Counties holding a hospital that has no</w:t>
       </w:r>
     </w:p>
     <w:p>
@@ -926,7 +926,7 @@
       <w:r>
         <w:drawing>
           <wp:inline xmlns:a="http://schemas.openxmlformats.org/drawingml/2006/main" xmlns:pic="http://schemas.openxmlformats.org/drawingml/2006/picture">
-            <wp:extent cx="6126480" cy="5307748"/>
+            <wp:extent cx="6126480" cy="5185564"/>
             <wp:docPr id="1" name="Picture 1"/>
             <wp:cNvGraphicFramePr>
               <a:graphicFrameLocks noChangeAspect="1"/>
@@ -947,7 +947,7 @@
                   <pic:spPr>
                     <a:xfrm>
                       <a:off x="0" y="0"/>
-                      <a:ext cx="6126480" cy="5307748"/>
+                      <a:ext cx="6126480" cy="5185564"/>
                     </a:xfrm>
                     <a:prstGeom prst="rect"/>
                   </pic:spPr>

--- a/proposal/Revised_Proposal_2026.docx
+++ b/proposal/Revised_Proposal_2026.docx
@@ -790,7 +790,7 @@
         <w:jc w:val="both"/>
       </w:pPr>
       <w:r>
-        <w:t>care, and that distinction is exactly where preventable deaths occur — the</w:t>
+        <w:t>care, and that distinction is exactly where preventable deaths occur. Panels (a)</w:t>
       </w:r>
     </w:p>
     <w:p>
@@ -798,7 +798,31 @@
         <w:jc w:val="both"/>
       </w:pPr>
       <w:r>
-        <w:t>30-minute rows of the table above compare like with like.</w:t>
+        <w:t>and (b) of Figure 1 are drawn on the identical mileage scale, so the gap between</w:t>
+      </w:r>
+    </w:p>
+    <w:p>
+      <w:pPr>
+        <w:jc w:val="both"/>
+      </w:pPr>
+      <w:r>
+        <w:t>them can be read directly: **5.1% of Texans live more than 25 road miles from any</w:t>
+      </w:r>
+    </w:p>
+    <w:p>
+      <w:pPr>
+        <w:jc w:val="both"/>
+      </w:pPr>
+      <w:r>
+        <w:t>obstetric facility, but 13.0% live more than 25 miles from one with a NICU. Past</w:t>
+      </w:r>
+    </w:p>
+    <w:p>
+      <w:pPr>
+        <w:jc w:val="both"/>
+      </w:pPr>
+      <w:r>
+        <w:t>50 miles the ratio widens to eleven-fold — 0.4% versus 4.5%.**</w:t>
       </w:r>
     </w:p>
     <w:p>
@@ -892,7 +916,7 @@
         <w:jc w:val="both"/>
       </w:pPr>
       <w:r>
-        <w:t>obstetric facility, in miles. (b) Drive time to the nearest NICU-capable</w:t>
+        <w:t>obstetric facility, in miles. (b) Road distance to the nearest NICU-capable</w:t>
       </w:r>
     </w:p>
     <w:p>
@@ -900,7 +924,7 @@
         <w:jc w:val="both"/>
       </w:pPr>
       <w:r>
-        <w:t>facility, in minutes — note the different unit and colour scale. (c) Texas</w:t>
+        <w:t>facility, on the identical scale — the two maps are directly comparable, and (b)</w:t>
       </w:r>
     </w:p>
     <w:p>
@@ -908,7 +932,7 @@
         <w:jc w:val="both"/>
       </w:pPr>
       <w:r>
-        <w:t>population by road-distance band, in miles. (d) Counties holding a hospital that has no</w:t>
+        <w:t>is visibly darker. (c) Texas population by road-distance band, in miles. (d) Counties holding a hospital that has no</w:t>
       </w:r>
     </w:p>
     <w:p>

--- a/proposal/Revised_Proposal_2026.docx
+++ b/proposal/Revised_Proposal_2026.docx
@@ -1321,7 +1321,15 @@
         <w:jc w:val="both"/>
       </w:pPr>
       <w:r>
-        <w:t>facility panel backward through CMS Provider of Services archives so the analysis</w:t>
+        <w:t>facility panel backward through Centers for Medicare &amp; Medicaid Services (CMS)</w:t>
+      </w:r>
+    </w:p>
+    <w:p>
+      <w:pPr>
+        <w:jc w:val="both"/>
+      </w:pPr>
+      <w:r>
+        <w:t>Provider of Services archives so the analysis</w:t>
       </w:r>
     </w:p>
     <w:p>
@@ -1980,7 +1988,7 @@
               <w:rPr>
                 <w:sz w:val="18"/>
               </w:rPr>
-              <w:t>Cross-check against Texas DSHS maternal designations and AHA survey; report the vintage of every flag</w:t>
+              <w:t>Cross-check against Texas Department of State Health Services (DSHS) maternal designations and the American Hospital Association (AHA) Annual Survey; report the vintage of every flag</w:t>
             </w:r>
           </w:p>
         </w:tc>

--- a/proposal/Revised_Proposal_2026.docx
+++ b/proposal/Revised_Proposal_2026.docx
@@ -92,7 +92,7 @@
         <w:jc w:val="both"/>
       </w:pPr>
       <w:r>
-        <w:t>2020, and the state review committee judged most of those deaths preventable</w:t>
+        <w:t>2020, and most of those deaths were judged preventable (Texas Women's Healthcare</w:t>
       </w:r>
     </w:p>
     <w:p>
@@ -100,7 +100,7 @@
         <w:jc w:val="both"/>
       </w:pPr>
       <w:r>
-        <w:t>(Texas Women's Healthcare Coalition, 2024). Where a woman lives determines whether</w:t>
+        <w:t>Coalition, 2024). Where a woman lives determines whether she reaches skilled care</w:t>
       </w:r>
     </w:p>
     <w:p>
@@ -108,7 +108,7 @@
         <w:jc w:val="both"/>
       </w:pPr>
       <w:r>
-        <w:t>she reaches skilled care in time.</w:t>
+        <w:t>in time.</w:t>
       </w:r>
     </w:p>
     <w:p>
@@ -124,7 +124,7 @@
         <w:jc w:val="both"/>
       </w:pPr>
       <w:r>
-        <w:t>obstetric facility — is too coarse to act on. A county is not a service area.</w:t>
+        <w:t>obstetric facility — is too coarse to act on. Texas counties range from 386 to</w:t>
       </w:r>
     </w:p>
     <w:p>
@@ -132,7 +132,7 @@
         <w:jc w:val="both"/>
       </w:pPr>
       <w:r>
-        <w:t>Counties in Texas range from 386 to 16,040 km²; averaging access across one hides</w:t>
+        <w:t>16,040 km², so averaging access across one hides exactly the variation a planner</w:t>
       </w:r>
     </w:p>
     <w:p>
@@ -140,7 +140,7 @@
         <w:jc w:val="both"/>
       </w:pPr>
       <w:r>
-        <w:t>exactly the variation a planner needs. Worse, the county-level measure cannot</w:t>
+        <w:t>needs, and the measure cannot distinguish a county that never had a hospital from</w:t>
       </w:r>
     </w:p>
     <w:p>
@@ -148,15 +148,7 @@
         <w:jc w:val="both"/>
       </w:pPr>
       <w:r>
-        <w:t>distinguish a county that never had a hospital from one whose hospital closed its</w:t>
-      </w:r>
-    </w:p>
-    <w:p>
-      <w:pPr>
-        <w:jc w:val="both"/>
-      </w:pPr>
-      <w:r>
-        <w:t>labor-and-delivery unit — clinically and politically very different problems.</w:t>
+        <w:t>one whose hospital closed its labor-and-delivery unit.</w:t>
       </w:r>
     </w:p>
     <w:p>
@@ -170,7 +162,7 @@
         <w:t>We have already built the measurement that replaces it.</w:t>
       </w:r>
       <w:r>
-        <w:t xml:space="preserve"> Using the complete</w:t>
+        <w:t xml:space="preserve"> On the complete Texas</w:t>
       </w:r>
     </w:p>
     <w:p>
@@ -178,7 +170,7 @@
         <w:jc w:val="both"/>
       </w:pPr>
       <w:r>
-        <w:t>Texas road network, we computed the drive time and road distance from **every one</w:t>
+        <w:t>road network we computed drive time and road distance from **every one of the</w:t>
       </w:r>
     </w:p>
     <w:p>
@@ -186,7 +178,7 @@
         <w:jc w:val="both"/>
       </w:pPr>
       <w:r>
-        <w:t>of the 668,757 census blocks in Texas** to the nearest hospital that actually</w:t>
+        <w:t>668,757 census blocks** to the nearest hospital that actually provides obstetric</w:t>
       </w:r>
     </w:p>
     <w:p>
@@ -194,7 +186,7 @@
         <w:jc w:val="both"/>
       </w:pPr>
       <w:r>
-        <w:t xml:space="preserve">provides obstetric care, weighted by </w:t>
+        <w:t xml:space="preserve">care, weighted by </w:t>
       </w:r>
       <w:r>
         <w:rPr>
@@ -203,7 +195,7 @@
         <w:t>women aged 15–44</w:t>
       </w:r>
       <w:r>
-        <w:t xml:space="preserve"> (ACS 2019–2023, table</w:t>
+        <w:t xml:space="preserve"> (ACS 2019–2023, table B01001). Complete,</w:t>
       </w:r>
     </w:p>
     <w:p>
@@ -211,15 +203,7 @@
         <w:jc w:val="both"/>
       </w:pPr>
       <w:r>
-        <w:t>B01001) rather than by total population. The results are preliminary but complete</w:t>
-      </w:r>
-    </w:p>
-    <w:p>
-      <w:pPr>
-        <w:jc w:val="both"/>
-      </w:pPr>
-      <w:r>
-        <w:t>— not a sample, not a model, every block:</w:t>
+        <w:t>not sampled:</w:t>
       </w:r>
     </w:p>
     <w:tbl>
@@ -503,15 +487,7 @@
         <w:jc w:val="both"/>
       </w:pPr>
       <w:r>
-        <w:t>Measured against the planning benchmarks the field uses, and weighted by the</w:t>
-      </w:r>
-    </w:p>
-    <w:p>
-      <w:pPr>
-        <w:jc w:val="both"/>
-      </w:pPr>
-      <w:r>
-        <w:t>population that actually uses obstetric care:</w:t>
+        <w:t>Against the planning benchmarks the field uses:</w:t>
       </w:r>
     </w:p>
     <w:tbl>
@@ -733,10 +709,19 @@
         <w:rPr>
           <w:b/>
         </w:rPr>
-        <w:t>First, the gap between those last two rows.</w:t>
+        <w:t>First, the level of care.</w:t>
       </w:r>
       <w:r>
-        <w:t xml:space="preserve"> By distance alone, Texas looks</w:t>
+        <w:t xml:space="preserve"> By distance to </w:t>
+      </w:r>
+      <w:r>
+        <w:rPr>
+          <w:i/>
+        </w:rPr>
+        <w:t>any</w:t>
+      </w:r>
+      <w:r>
+        <w:t xml:space="preserve"> obstetric facility Texas looks</w:t>
       </w:r>
     </w:p>
     <w:p>
@@ -744,7 +729,16 @@
         <w:jc w:val="both"/>
       </w:pPr>
       <w:r>
-        <w:t>adequate: 95.9% of women of reproductive age are within 25 miles of an obstetric</w:t>
+        <w:t xml:space="preserve">adequate. Measured against facilities with a </w:t>
+      </w:r>
+      <w:r>
+        <w:rPr>
+          <w:b/>
+        </w:rPr>
+        <w:t>neonatal intensive care unit</w:t>
+      </w:r>
+      <w:r>
+        <w:t xml:space="preserve"> —</w:t>
       </w:r>
     </w:p>
     <w:p>
@@ -752,7 +746,7 @@
         <w:jc w:val="both"/>
       </w:pPr>
       <w:r>
-        <w:t>facility. But only **90.6% are within 30 minutes of a facility with a neonatal</w:t>
+        <w:t>the capability that decides outcomes in a preterm birth or hemorrhage — the share</w:t>
       </w:r>
     </w:p>
     <w:p>
@@ -760,21 +754,8 @@
         <w:jc w:val="both"/>
       </w:pPr>
       <w:r>
-        <w:t>intensive care unit** — the capability that decides outcomes in a preterm birth</w:t>
+        <w:t xml:space="preserve">of women left beyond 30 minutes is </w:t>
       </w:r>
-    </w:p>
-    <w:p>
-      <w:pPr>
-        <w:jc w:val="both"/>
-      </w:pPr>
-      <w:r>
-        <w:t>or a hemorrhage. Measured against NICU-capable care, the share left behind is</w:t>
-      </w:r>
-    </w:p>
-    <w:p>
-      <w:pPr>
-        <w:jc w:val="both"/>
-      </w:pPr>
       <w:r>
         <w:rPr>
           <w:b/>
@@ -782,7 +763,7 @@
         <w:t>three times larger</w:t>
       </w:r>
       <w:r>
-        <w:t xml:space="preserve"> (9.4% vs 3.0%). Proximity to a door is not proximity to</w:t>
+        <w:t xml:space="preserve"> (9.4% vs 3.0%). Panels</w:t>
       </w:r>
     </w:p>
     <w:p>
@@ -790,7 +771,7 @@
         <w:jc w:val="both"/>
       </w:pPr>
       <w:r>
-        <w:t>care, and that distinction is exactly where preventable deaths occur. Panels (a)</w:t>
+        <w:t>(a) and (b) of Figure 1 use an identical mileage scale, so the gap reads directly:</w:t>
       </w:r>
     </w:p>
     <w:p>
@@ -798,7 +779,7 @@
         <w:jc w:val="both"/>
       </w:pPr>
       <w:r>
-        <w:t>and (b) of Figure 1 are drawn on the identical mileage scale, so the gap between</w:t>
+        <w:t>**5.1% of Texans are more than 25 road miles from any obstetric facility, but</w:t>
       </w:r>
     </w:p>
     <w:p>
@@ -806,7 +787,7 @@
         <w:jc w:val="both"/>
       </w:pPr>
       <w:r>
-        <w:t>them can be read directly: **5.1% of Texans live more than 25 road miles from any</w:t>
+        <w:t>13.0% are that far from one with a NICU; past 50 miles the ratio widens</w:t>
       </w:r>
     </w:p>
     <w:p>
@@ -814,7 +795,7 @@
         <w:jc w:val="both"/>
       </w:pPr>
       <w:r>
-        <w:t>obstetric facility, but 13.0% live more than 25 miles from one with a NICU. Past</w:t>
+        <w:t>eleven-fold.** Proximity to a door is not proximity to care, and that gap is</w:t>
       </w:r>
     </w:p>
     <w:p>
@@ -822,7 +803,7 @@
         <w:jc w:val="both"/>
       </w:pPr>
       <w:r>
-        <w:t>50 miles the ratio widens to eleven-fold — 0.4% versus 4.5%.**</w:t>
+        <w:t>exactly where preventable deaths occur.</w:t>
       </w:r>
     </w:p>
     <w:p>
@@ -833,7 +814,10 @@
         <w:rPr>
           <w:b/>
         </w:rPr>
-        <w:t>Second, 78 counties have an open hospital where no one can deliver a baby.</w:t>
+        <w:t>Second, 78 counties have an open hospital where no one can deliver a baby</w:t>
+      </w:r>
+      <w:r>
+        <w:t>,</w:t>
       </w:r>
     </w:p>
     <w:p>
@@ -841,7 +825,7 @@
         <w:jc w:val="both"/>
       </w:pPr>
       <w:r>
-        <w:t>1.73 million Texans live in them. These are not places that need a new hospital —</w:t>
+        <w:t>home to 1.73 million Texans. These do not need a new hospital — they need an</w:t>
       </w:r>
     </w:p>
     <w:p>
@@ -849,7 +833,7 @@
         <w:jc w:val="both"/>
       </w:pPr>
       <w:r>
-        <w:t>they need an obstetric unit restored inside one that already exists, at a</w:t>
+        <w:t>obstetric unit restored inside one that already exists, at a fraction of the cost.</w:t>
       </w:r>
     </w:p>
     <w:p>
@@ -857,7 +841,7 @@
         <w:jc w:val="both"/>
       </w:pPr>
       <w:r>
-        <w:t>fraction of the cost. **No county-level desert map can see this distinction, and</w:t>
+        <w:t>**No county-level desert map can see this distinction, and every published Texas</w:t>
       </w:r>
     </w:p>
     <w:p>
@@ -865,7 +849,7 @@
         <w:jc w:val="both"/>
       </w:pPr>
       <w:r>
-        <w:t>every published Texas desert map misses it.** It is the cheapest available</w:t>
+        <w:t>desert map misses it.** It is the cheapest available intervention, and nobody can</w:t>
       </w:r>
     </w:p>
     <w:p>
@@ -873,7 +857,7 @@
         <w:jc w:val="both"/>
       </w:pPr>
       <w:r>
-        <w:t>intervention and nobody is currently able to target it.</w:t>
+        <w:t>currently target it.</w:t>
       </w:r>
     </w:p>
     <w:p>
@@ -908,7 +892,7 @@
           <w:color w:val="52514E"/>
           <w:sz w:val="19"/>
         </w:rPr>
-        <w:t xml:space="preserve"> (a) Road distance to the nearest</w:t>
+        <w:t xml:space="preserve"> (a) Road miles to the nearest obstetric</w:t>
       </w:r>
     </w:p>
     <w:p>
@@ -916,7 +900,7 @@
         <w:jc w:val="both"/>
       </w:pPr>
       <w:r>
-        <w:t>obstetric facility, in miles. (b) Road distance to the nearest NICU-capable</w:t>
+        <w:t>facility. (b) Road miles to the nearest NICU-capable facility, on the identical</w:t>
       </w:r>
     </w:p>
     <w:p>
@@ -924,7 +908,7 @@
         <w:jc w:val="both"/>
       </w:pPr>
       <w:r>
-        <w:t>facility, on the identical scale — the two maps are directly comparable, and (b)</w:t>
+        <w:t>scale — directly comparable, and visibly darker. (c) Population by road-distance</w:t>
       </w:r>
     </w:p>
     <w:p>
@@ -932,7 +916,7 @@
         <w:jc w:val="both"/>
       </w:pPr>
       <w:r>
-        <w:t>is visibly darker. (c) Texas population by road-distance band, in miles. (d) Counties holding a hospital that has no</w:t>
+        <w:t>band. (d) Counties with a hospital but no obstetric unit (gold) versus counties</w:t>
       </w:r>
     </w:p>
     <w:p>
@@ -940,7 +924,7 @@
         <w:jc w:val="both"/>
       </w:pPr>
       <w:r>
-        <w:t>obstetric unit (gold) versus counties with no hospital at all (pink).</w:t>
+        <w:t>with no hospital at all (pink).</w:t>
       </w:r>
     </w:p>
     <w:p>
@@ -1068,7 +1052,7 @@
         <w:jc w:val="both"/>
       </w:pPr>
       <w:r>
-        <w:t>pairs. Commercial routing APIs cannot price that, which is why comparable studies</w:t>
+        <w:t>pairs — which commercial routing APIs cannot price, and why comparable studies</w:t>
       </w:r>
     </w:p>
     <w:p>
@@ -1076,16 +1060,13 @@
         <w:jc w:val="both"/>
       </w:pPr>
       <w:r>
-        <w:t>sample, aggregate to counties, or fall back on straight lines. We reformulated it:</w:t>
+        <w:t>sample, aggregate to counties, or fall back on straight lines. Because only the</w:t>
       </w:r>
     </w:p>
     <w:p>
       <w:pPr>
         <w:jc w:val="both"/>
       </w:pPr>
-      <w:r>
-        <w:t xml:space="preserve">because only the </w:t>
-      </w:r>
       <w:r>
         <w:rPr>
           <w:i/>
@@ -1093,7 +1074,7 @@
         <w:t>nearest</w:t>
       </w:r>
       <w:r>
-        <w:t xml:space="preserve"> facility matters, a single **multi-source Dijkstra</w:t>
+        <w:t xml:space="preserve"> facility matters, a single **multi-source Dijkstra search on the</w:t>
       </w:r>
     </w:p>
     <w:p>
@@ -1101,7 +1082,7 @@
         <w:jc w:val="both"/>
       </w:pPr>
       <w:r>
-        <w:t>search on the transposed road graph** labels every node in Texas with its cost to</w:t>
+        <w:t>transposed road graph** labels every node in Texas with its cost to the closest</w:t>
       </w:r>
     </w:p>
     <w:p>
@@ -1109,7 +1090,7 @@
         <w:jc w:val="both"/>
       </w:pPr>
       <w:r>
-        <w:t xml:space="preserve">the closest facility in </w:t>
+        <w:t xml:space="preserve">facility in </w:t>
       </w:r>
       <w:r>
         <w:rPr>
@@ -1118,7 +1099,7 @@
         <w:t>one pass — about three seconds</w:t>
       </w:r>
       <w:r>
-        <w:t xml:space="preserve"> over 11.0 million nodes</w:t>
+        <w:t xml:space="preserve"> over 11.0 million nodes and 21.6</w:t>
       </w:r>
     </w:p>
     <w:p>
@@ -1126,7 +1107,7 @@
         <w:jc w:val="both"/>
       </w:pPr>
       <w:r>
-        <w:t>and 21.6 million road segments. No API, no quota, no sampling, no recurring cost.</w:t>
+        <w:t>million road segments. No API, no quota, no sampling, no recurring cost. This is</w:t>
       </w:r>
     </w:p>
     <w:p>
@@ -1134,7 +1115,7 @@
         <w:jc w:val="both"/>
       </w:pPr>
       <w:r>
-        <w:t>This is what makes an interactive planning tool possible at all.</w:t>
+        <w:t>what makes an interactive planning tool possible at all.</w:t>
       </w:r>
     </w:p>
     <w:p>
@@ -1161,7 +1142,7 @@
         <w:jc w:val="both"/>
       </w:pPr>
       <w:r>
-        <w:t>hospital name. We found the project's own prior list had been built with an exact</w:t>
+        <w:t>hospital name. The project's own prior list used an exact string match, which</w:t>
       </w:r>
     </w:p>
     <w:p>
@@ -1169,7 +1150,7 @@
         <w:jc w:val="both"/>
       </w:pPr>
       <w:r>
-        <w:t>string match, which dropped 36% of eligible hospitals and simultaneously retained</w:t>
+        <w:t>dropped 36% of eligible hospitals while retaining hospitals that had already</w:t>
       </w:r>
     </w:p>
     <w:p>
@@ -1177,7 +1158,7 @@
         <w:jc w:val="both"/>
       </w:pPr>
       <w:r>
-        <w:t>hospitals that had already closed. The consequence is not random noise: **every</w:t>
+        <w:t>closed. This is not random noise: **every dropped hospital manufactures a fake</w:t>
       </w:r>
     </w:p>
     <w:p>
@@ -1185,7 +1166,7 @@
         <w:jc w:val="both"/>
       </w:pPr>
       <w:r>
-        <w:t>dropped hospital manufactures a fake desert.** Our multi-stage matcher — license</w:t>
+        <w:t>desert.** Our multi-stage matcher — license ID, then street address, then</w:t>
       </w:r>
     </w:p>
     <w:p>
@@ -1193,7 +1174,7 @@
         <w:jc w:val="both"/>
       </w:pPr>
       <w:r>
-        <w:t>ID, then street address, then normalized fuzzy name, each blocked geographically —</w:t>
+        <w:t>normalized fuzzy name, each blocked geographically — recovers 98.1% automatically</w:t>
       </w:r>
     </w:p>
     <w:p>
@@ -1201,7 +1182,7 @@
         <w:jc w:val="both"/>
       </w:pPr>
       <w:r>
-        <w:t>recovers 98.1% of eligible hospitals automatically (Figure 3b). Correcting this</w:t>
+        <w:t>(Figure 3b), moving the count of Texans beyond 30 minutes from 2.58 million to</w:t>
       </w:r>
     </w:p>
     <w:p>
@@ -1209,15 +1190,7 @@
         <w:jc w:val="both"/>
       </w:pPr>
       <w:r>
-        <w:t>moved the count of Texans beyond 30 minutes from 2.58 million to 1.06 million.</w:t>
-      </w:r>
-    </w:p>
-    <w:p>
-      <w:pPr>
-        <w:jc w:val="both"/>
-      </w:pPr>
-      <w:r>
-        <w:t>**A published desert map built on an uncorrected join is wrong by a factor of</w:t>
+        <w:t>1.06 million. **A desert map built on an uncorrected join is wrong by a factor of</w:t>
       </w:r>
     </w:p>
     <w:p>
@@ -1434,7 +1407,7 @@
         <w:jc w:val="both"/>
       </w:pPr>
       <w:r>
-        <w:t>Candidate sites are restricted to existing incorporated places, because a hospital</w:t>
+        <w:t>Candidates are restricted to existing incorporated places — a hospital needs</w:t>
       </w:r>
     </w:p>
     <w:p>
@@ -1442,7 +1415,7 @@
         <w:jc w:val="both"/>
       </w:pPr>
       <w:r>
-        <w:t>needs staff, utilities and road access — an optimum in empty rangeland is not an</w:t>
+        <w:t>staff, utilities and road access, so an optimum in empty rangeland is not a usable</w:t>
       </w:r>
     </w:p>
     <w:p>
@@ -1450,7 +1423,7 @@
         <w:jc w:val="both"/>
       </w:pPr>
       <w:r>
-        <w:t>answer a planner can use.</w:t>
+        <w:t>answer.</w:t>
       </w:r>
     </w:p>
     <w:p>
@@ -1480,7 +1453,7 @@
         <w:jc w:val="both"/>
       </w:pPr>
       <w:r>
-        <w:t>— 40.7% of the gap.** Because coverage is a monotone submodular function, the greedy</w:t>
+        <w:t>— 40.7% of the gap.** Because coverage is monotone submodular, the greedy solution</w:t>
       </w:r>
     </w:p>
     <w:p>
@@ -1488,7 +1461,7 @@
         <w:jc w:val="both"/>
       </w:pPr>
       <w:r>
-        <w:t>solution carries a provable (1 − 1/e) ≈ 63% approximation guarantee, so this is a</w:t>
+        <w:t>carries a provable (1 − 1/e) ≈ 63% approximation guarantee — a bounded result, not</w:t>
       </w:r>
     </w:p>
     <w:p>
@@ -1496,7 +1469,7 @@
         <w:jc w:val="both"/>
       </w:pPr>
       <w:r>
-        <w:t>bounded result rather than a heuristic guess.</w:t>
+        <w:t>a heuristic guess.</w:t>
       </w:r>
     </w:p>
     <w:p>
@@ -1504,15 +1477,7 @@
         <w:jc w:val="both"/>
       </w:pPr>
       <w:r>
-        <w:t>Grant work extends this baseline in three directions where it is genuinely</w:t>
-      </w:r>
-    </w:p>
-    <w:p>
-      <w:pPr>
-        <w:jc w:val="both"/>
-      </w:pPr>
-      <w:r>
-        <w:t>insufficient:</w:t>
+        <w:t>Grant work extends this baseline in three directions:</w:t>
       </w:r>
     </w:p>
     <w:p>
@@ -1572,7 +1537,7 @@
         <w:jc w:val="both"/>
       </w:pPr>
       <w:r>
-        <w:t xml:space="preserve">  whether the nearest facility can absorb the demand. Bed counts and staffing are</w:t>
+        <w:t xml:space="preserve">  whether the nearest facility can absorb the demand; bed counts and staffing are</w:t>
       </w:r>
     </w:p>
     <w:p>
@@ -1605,7 +1570,7 @@
         <w:t>static</w:t>
       </w:r>
       <w:r>
-        <w:t xml:space="preserve"> problem, ILP is superior to RL and we will not pretend</w:t>
+        <w:t xml:space="preserve"> problem ILP beats RL, and we will not pretend otherwise.</w:t>
       </w:r>
     </w:p>
     <w:p>
@@ -1613,7 +1578,7 @@
         <w:jc w:val="both"/>
       </w:pPr>
       <w:r>
-        <w:t xml:space="preserve">  otherwise. The real problem is not static: facilities are funded over several</w:t>
+        <w:t xml:space="preserve">  But the real problem is not static: facilities are funded over several years,</w:t>
       </w:r>
     </w:p>
     <w:p>
@@ -1621,7 +1586,7 @@
         <w:jc w:val="both"/>
       </w:pPr>
       <w:r>
-        <w:t xml:space="preserve">  years, populations shift, and units continue to close. That is a sequential</w:t>
+        <w:t xml:space="preserve">  populations shift, and units continue to close. That is a sequential decision</w:t>
       </w:r>
     </w:p>
     <w:p>
@@ -1629,7 +1594,7 @@
         <w:jc w:val="both"/>
       </w:pPr>
       <w:r>
-        <w:t xml:space="preserve">  decision problem under uncertainty, and it is the setting where an RL policy</w:t>
+        <w:t xml:space="preserve">  problem under uncertainty, the setting where an RL policy genuinely outperforms</w:t>
       </w:r>
     </w:p>
     <w:p>
@@ -1637,7 +1602,7 @@
         <w:jc w:val="both"/>
       </w:pPr>
       <w:r>
-        <w:t xml:space="preserve">  genuinely outperforms re-solving a deterministic program. We will benchmark RL</w:t>
+        <w:t xml:space="preserve">  re-solving a deterministic program. We will benchmark RL against the ILP optimum</w:t>
       </w:r>
     </w:p>
     <w:p>
@@ -1645,15 +1610,13 @@
         <w:jc w:val="both"/>
       </w:pPr>
       <w:r>
-        <w:t xml:space="preserve">  against the ILP optimum and **report the comparison honestly, including if RL</w:t>
+        <w:t xml:space="preserve">  and </w:t>
       </w:r>
-    </w:p>
-    <w:p>
-      <w:pPr>
-        <w:jc w:val="both"/>
-      </w:pPr>
       <w:r>
-        <w:t xml:space="preserve">  does not win.**</w:t>
+        <w:rPr>
+          <w:b/>
+        </w:rPr>
+        <w:t>report the comparison honestly, including if RL does not win.</w:t>
       </w:r>
     </w:p>
     <w:p>
@@ -1696,7 +1659,7 @@
         <w:jc w:val="both"/>
       </w:pPr>
       <w:r>
-        <w:t>territory where women 15–44 are currently beyond 30 minutes. (b) Coverage versus</w:t>
+        <w:t>territory where women 15–44 are beyond 30 minutes. (b) Coverage versus number of</w:t>
       </w:r>
     </w:p>
     <w:p>
@@ -1704,15 +1667,7 @@
         <w:jc w:val="both"/>
       </w:pPr>
       <w:r>
-        <w:t>number of facilities; the curve is what lets a funder choose a defensible</w:t>
-      </w:r>
-    </w:p>
-    <w:p>
-      <w:pPr>
-        <w:jc w:val="both"/>
-      </w:pPr>
-      <w:r>
-        <w:t>stopping point.</w:t>
+        <w:t>facilities — the curve that lets a funder choose a defensible stopping point.</w:t>
       </w:r>
     </w:p>
     <w:p>
@@ -2181,7 +2136,7 @@
           <w:color w:val="1C5CAB"/>
           <w:sz w:val="25"/>
         </w:rPr>
-        <w:t>Investigators</w:t>
+        <w:t>Investigator(s)</w:t>
       </w:r>
     </w:p>
     <w:p>
@@ -2195,7 +2150,7 @@
         <w:t>Md Mohsan Khudri, PhD</w:t>
       </w:r>
       <w:r>
-        <w:t xml:space="preserve"> (PI), Assistant Professor of Economics, Austin College.</w:t>
+        <w:t>, Assistant Professor of Economics at Austin College,</w:t>
       </w:r>
     </w:p>
     <w:p>
@@ -2203,7 +2158,16 @@
         <w:jc w:val="both"/>
       </w:pPr>
       <w:r>
-        <w:t>Overall direction, study design, empirical strategy, and translation to policy.</w:t>
+        <w:t xml:space="preserve">will serve as </w:t>
+      </w:r>
+      <w:r>
+        <w:rPr>
+          <w:b/>
+        </w:rPr>
+        <w:t>Principal Investigator</w:t>
+      </w:r>
+      <w:r>
+        <w:t>. He will provide overall leadership,</w:t>
       </w:r>
     </w:p>
     <w:p>
@@ -2211,7 +2175,7 @@
         <w:jc w:val="both"/>
       </w:pPr>
       <w:r>
-        <w:t>Accountable for timelines, deliverables, IRB and data governance, and sponsor</w:t>
+        <w:t>direct the research, supervise the project team, and ensure compliance with</w:t>
       </w:r>
     </w:p>
     <w:p>
@@ -2219,7 +2183,55 @@
         <w:jc w:val="both"/>
       </w:pPr>
       <w:r>
-        <w:t>communication.</w:t>
+        <w:t>ethical standards, institutional policies, and conflict-of-interest</w:t>
+      </w:r>
+    </w:p>
+    <w:p>
+      <w:pPr>
+        <w:jc w:val="both"/>
+      </w:pPr>
+      <w:r>
+        <w:t>requirements. Dr. Khudri will oversee data acquisition, security, sharing, and</w:t>
+      </w:r>
+    </w:p>
+    <w:p>
+      <w:pPr>
+        <w:jc w:val="both"/>
+      </w:pPr>
+      <w:r>
+        <w:t>authorship practices, and will maintain clear communication with Austin College</w:t>
+      </w:r>
+    </w:p>
+    <w:p>
+      <w:pPr>
+        <w:jc w:val="both"/>
+      </w:pPr>
+      <w:r>
+        <w:t>and the Foundation. As a health economist, he will guide the study design,</w:t>
+      </w:r>
+    </w:p>
+    <w:p>
+      <w:pPr>
+        <w:jc w:val="both"/>
+      </w:pPr>
+      <w:r>
+        <w:t>monitor progress toward project milestones and deliverables, lead development of</w:t>
+      </w:r>
+    </w:p>
+    <w:p>
+      <w:pPr>
+        <w:jc w:val="both"/>
+      </w:pPr>
+      <w:r>
+        <w:t>the analytical model, and translate the findings into policy-relevant</w:t>
+      </w:r>
+    </w:p>
+    <w:p>
+      <w:pPr>
+        <w:jc w:val="both"/>
+      </w:pPr>
+      <w:r>
+        <w:t>recommendations.</w:t>
       </w:r>
     </w:p>
     <w:p>
@@ -2233,7 +2245,7 @@
         <w:t>Navid Mohammad Imran, PhD</w:t>
       </w:r>
       <w:r>
-        <w:t xml:space="preserve"> (co-I), Assistant Professor of Computer Science,</w:t>
+        <w:t>, Assistant Professor of Computer Science at</w:t>
       </w:r>
     </w:p>
     <w:p>
@@ -2241,7 +2253,7 @@
         <w:jc w:val="both"/>
       </w:pPr>
       <w:r>
-        <w:t>William Paterson University. Optimization formulation and the reinforcement</w:t>
+        <w:t>William Paterson University of New Jersey, will serve as **Co-Principal</w:t>
       </w:r>
     </w:p>
     <w:p>
@@ -2249,7 +2261,7 @@
         <w:jc w:val="both"/>
       </w:pPr>
       <w:r>
-        <w:t>learning comparison.</w:t>
+        <w:t>Investigator**. Dr. Imran brings specialized research expertise in machine</w:t>
       </w:r>
     </w:p>
     <w:p>
@@ -2257,13 +2269,7 @@
         <w:jc w:val="both"/>
       </w:pPr>
       <w:r>
-        <w:rPr>
-          <w:b/>
-        </w:rPr>
-        <w:t>Lokesh Das, PhD</w:t>
-      </w:r>
-      <w:r>
-        <w:t xml:space="preserve"> (co-I), Assistant Professor, School of Computing, Wichita State</w:t>
+        <w:t>learning, combinatorial optimization, and algorithmic modeling for complex</w:t>
       </w:r>
     </w:p>
     <w:p>
@@ -2271,7 +2277,39 @@
         <w:jc w:val="both"/>
       </w:pPr>
       <w:r>
-        <w:t>University. Solution framework, data integration, and the planning platform.</w:t>
+        <w:t>spatial and dynamic decision systems. He will lead the core technical</w:t>
+      </w:r>
+    </w:p>
+    <w:p>
+      <w:pPr>
+        <w:jc w:val="both"/>
+      </w:pPr>
+      <w:r>
+        <w:t>architecture of the project, overseeing formulation of the cost-aware Integer</w:t>
+      </w:r>
+    </w:p>
+    <w:p>
+      <w:pPr>
+        <w:jc w:val="both"/>
+      </w:pPr>
+      <w:r>
+        <w:t>Linear Programming models, development and training of the reinforcement</w:t>
+      </w:r>
+    </w:p>
+    <w:p>
+      <w:pPr>
+        <w:jc w:val="both"/>
+      </w:pPr>
+      <w:r>
+        <w:t>learning framework, and the computational pipeline supporting the interactive</w:t>
+      </w:r>
+    </w:p>
+    <w:p>
+      <w:pPr>
+        <w:jc w:val="both"/>
+      </w:pPr>
+      <w:r>
+        <w:t>decision platform.</w:t>
       </w:r>
     </w:p>
     <w:p>
@@ -2285,7 +2323,7 @@
         <w:t>Alamgir Hosain, PhD</w:t>
       </w:r>
       <w:r>
-        <w:t xml:space="preserve"> (co-I), Research Scientist, EnviTrace, Santa Fe, New</w:t>
+        <w:t>, Research Scientist at EnviTrace, Santa Fe, New Mexico,</w:t>
       </w:r>
     </w:p>
     <w:p>
@@ -2293,7 +2331,16 @@
         <w:jc w:val="both"/>
       </w:pPr>
       <w:r>
-        <w:t>Mexico. Computational geoscientist. Built the preliminary study underpinning this</w:t>
+        <w:t xml:space="preserve">will serve as </w:t>
+      </w:r>
+      <w:r>
+        <w:rPr>
+          <w:b/>
+        </w:rPr>
+        <w:t>Co-Principal Investigator</w:t>
+      </w:r>
+      <w:r>
+        <w:t>. His primary responsibilities will</w:t>
       </w:r>
     </w:p>
     <w:p>
@@ -2301,7 +2348,7 @@
         <w:jc w:val="both"/>
       </w:pPr>
       <w:r>
-        <w:t>proposal — the corrected facility registry, the 11-million-node road network, and</w:t>
+        <w:t>include data collection and management, processing and feeding the datasets to</w:t>
       </w:r>
     </w:p>
     <w:p>
@@ -2309,7 +2356,7 @@
         <w:jc w:val="both"/>
       </w:pPr>
       <w:r>
-        <w:t>the routing engine. Leads data acquisition and integration, the demand surfaces</w:t>
+        <w:t>the model, contributing to model development, and developing the software</w:t>
       </w:r>
     </w:p>
     <w:p>
@@ -2317,7 +2364,7 @@
         <w:jc w:val="both"/>
       </w:pPr>
       <w:r>
-        <w:t>driving the optimization models, probabilistic coverage under budget constraints,</w:t>
+        <w:t>packages that turn the results into a practical tool. As a computational</w:t>
       </w:r>
     </w:p>
     <w:p>
@@ -2325,7 +2372,47 @@
         <w:jc w:val="both"/>
       </w:pPr>
       <w:r>
-        <w:t>and reproducibility of the released software.</w:t>
+        <w:t>geoscientist, Dr. Hosain will oversee characterization of the geographic</w:t>
+      </w:r>
+    </w:p>
+    <w:p>
+      <w:pPr>
+        <w:jc w:val="both"/>
+      </w:pPr>
+      <w:r>
+        <w:t>distribution of maternity care deserts, identification of prospective locations</w:t>
+      </w:r>
+    </w:p>
+    <w:p>
+      <w:pPr>
+        <w:jc w:val="both"/>
+      </w:pPr>
+      <w:r>
+        <w:t>for new facilities, and the probabilistic approach to varying population</w:t>
+      </w:r>
+    </w:p>
+    <w:p>
+      <w:pPr>
+        <w:jc w:val="both"/>
+      </w:pPr>
+      <w:r>
+        <w:t>coverage under minimal use of economic resources. He built the preliminary study</w:t>
+      </w:r>
+    </w:p>
+    <w:p>
+      <w:pPr>
+        <w:jc w:val="both"/>
+      </w:pPr>
+      <w:r>
+        <w:t>underpinning this proposal — the corrected facility registry, the</w:t>
+      </w:r>
+    </w:p>
+    <w:p>
+      <w:pPr>
+        <w:jc w:val="both"/>
+      </w:pPr>
+      <w:r>
+        <w:t>11-million-node road network, and the routing engine.</w:t>
       </w:r>
     </w:p>
     <w:p>
